--- a/assets/letterheads/Story3-Letterhead-3.docx
+++ b/assets/letterheads/Story3-Letterhead-3.docx
@@ -78,25 +78,19 @@
       <w:r>
         <w:rPr>
           <w:rFonts w:ascii="Newsreader" w:eastAsia="Newsreader" w:hAnsi="Newsreader" w:cs="Newsreader"/>
-        </w:rPr>
-        <w:t xml:space="preserve">Phasellus in lacus enim. Duis id imperdiet ex, vitae bibendum neque. Nunc elementum fermentum augue non sodales. Vestibulum accumsan sit amet mauris in laoreet. Nulla tempus quam a dui hendrerit egestas. Integer nulla lacus, auctor laoreet elit ac, ornare lobortis sem. Praesent accumsan ligula in pulvinar interdum. Vivamus ut purus faucibus magna molestie viverra tincidunt sed elit. Nam et dignissim dui. Donec lacinia eleifend dignissim. Donec non eros finibus, sodales sem vel, porttitor ex. Sed dapibus dui sed odio tincidunt fringilla. Praesent sed nisi a quam sodales fringilla eu vel dui. Nam congue id diam at interdum. Mauris viverra sollicitudin justo, et convallis est pharetra </w:t>
-      </w:r>
-      <w:r>
-        <w:rPr>
-          <w:rFonts w:ascii="Newsreader" w:eastAsia="Newsreader" w:hAnsi="Newsreader" w:cs="Newsreader"/>
           <w:noProof/>
         </w:rPr>
         <w:drawing>
-          <wp:anchor distT="114300" distB="114300" distL="114300" distR="114300" simplePos="0" relativeHeight="251658240" behindDoc="1" locked="0" layoutInCell="1" hidden="0" allowOverlap="1" wp14:anchorId="30ED5790" wp14:editId="1C44F5E6">
+          <wp:anchor distT="114300" distB="114300" distL="114300" distR="114300" simplePos="0" relativeHeight="251658240" behindDoc="1" locked="0" layoutInCell="1" hidden="0" allowOverlap="1" wp14:anchorId="30ED5790" wp14:editId="25307793">
             <wp:simplePos x="0" y="0"/>
             <wp:positionH relativeFrom="page">
-              <wp:posOffset>3474720</wp:posOffset>
+              <wp:posOffset>3474085</wp:posOffset>
             </wp:positionH>
             <wp:positionV relativeFrom="page">
-              <wp:posOffset>8869680</wp:posOffset>
+              <wp:posOffset>8871585</wp:posOffset>
             </wp:positionV>
-            <wp:extent cx="821055" cy="262738"/>
-            <wp:effectExtent l="0" t="0" r="0" b="0"/>
+            <wp:extent cx="817245" cy="262255"/>
+            <wp:effectExtent l="0" t="0" r="0" b="4445"/>
             <wp:wrapNone/>
             <wp:docPr id="3" name="image1.png"/>
             <wp:cNvGraphicFramePr/>
@@ -104,12 +98,17 @@
               <a:graphicData uri="http://schemas.openxmlformats.org/drawingml/2006/picture">
                 <pic:pic xmlns:pic="http://schemas.openxmlformats.org/drawingml/2006/picture">
                   <pic:nvPicPr>
-                    <pic:cNvPr id="0" name="image1.png"/>
+                    <pic:cNvPr id="3" name="image1.png"/>
                     <pic:cNvPicPr preferRelativeResize="0"/>
                   </pic:nvPicPr>
                   <pic:blipFill>
-                    <a:blip r:embed="rId6"/>
-                    <a:srcRect/>
+                    <a:blip r:embed="rId6">
+                      <a:extLst>
+                        <a:ext uri="{96DAC541-7B7A-43D3-8B79-37D633B846F1}">
+                          <asvg:svgBlip xmlns:asvg="http://schemas.microsoft.com/office/drawing/2016/SVG/main" r:embed="rId7"/>
+                        </a:ext>
+                      </a:extLst>
+                    </a:blip>
                     <a:stretch>
                       <a:fillRect/>
                     </a:stretch>
@@ -117,18 +116,23 @@
                   <pic:spPr>
                     <a:xfrm>
                       <a:off x="0" y="0"/>
-                      <a:ext cx="821055" cy="262738"/>
+                      <a:ext cx="817245" cy="262255"/>
                     </a:xfrm>
                     <a:prstGeom prst="rect">
                       <a:avLst/>
                     </a:prstGeom>
-                    <a:ln/>
                   </pic:spPr>
                 </pic:pic>
               </a:graphicData>
             </a:graphic>
           </wp:anchor>
         </w:drawing>
+      </w:r>
+      <w:r>
+        <w:rPr>
+          <w:rFonts w:ascii="Newsreader" w:eastAsia="Newsreader" w:hAnsi="Newsreader" w:cs="Newsreader"/>
+        </w:rPr>
+        <w:t xml:space="preserve">Phasellus in lacus enim. Duis id imperdiet ex, vitae bibendum neque. Nunc elementum fermentum augue non sodales. Vestibulum accumsan sit amet mauris in laoreet. Nulla tempus quam a dui hendrerit egestas. Integer nulla lacus, auctor laoreet elit ac, ornare lobortis sem. Praesent accumsan ligula in pulvinar interdum. Vivamus ut purus faucibus magna molestie viverra tincidunt sed elit. Nam et dignissim dui. Donec lacinia eleifend dignissim. Donec non eros finibus, sodales sem vel, porttitor ex. Sed dapibus dui sed odio tincidunt fringilla. Praesent sed nisi a quam sodales fringilla eu vel dui. Nam congue id diam at interdum. Mauris viverra sollicitudin justo, et convallis est pharetra </w:t>
       </w:r>
       <w:r>
         <w:rPr>
@@ -157,7 +161,7 @@
                     <pic:cNvPicPr preferRelativeResize="0"/>
                   </pic:nvPicPr>
                   <pic:blipFill>
-                    <a:blip r:embed="rId7"/>
+                    <a:blip r:embed="rId8"/>
                     <a:srcRect/>
                     <a:stretch>
                       <a:fillRect/>
@@ -193,8 +197,8 @@
       </w:r>
     </w:p>
     <w:sectPr>
-      <w:headerReference w:type="default" r:id="rId8"/>
-      <w:footerReference w:type="default" r:id="rId9"/>
+      <w:headerReference w:type="default" r:id="rId9"/>
+      <w:footerReference w:type="default" r:id="rId10"/>
       <w:pgSz w:w="12240" w:h="15840"/>
       <w:pgMar w:top="1440" w:right="1440" w:bottom="1440" w:left="0" w:header="1440" w:footer="720" w:gutter="0"/>
       <w:pgNumType w:start="1"/>
@@ -404,63 +408,11 @@
     <w:r>
       <w:rPr>
         <w:rFonts w:ascii="Newsreader Light" w:eastAsia="Newsreader Light" w:hAnsi="Newsreader Light" w:cs="Newsreader Light"/>
-        <w:noProof/>
         <w:color w:val="031527"/>
         <w:sz w:val="16"/>
         <w:szCs w:val="16"/>
       </w:rPr>
-      <w:drawing>
-        <wp:anchor distT="114300" distB="114300" distL="114300" distR="114300" simplePos="0" relativeHeight="251657216" behindDoc="1" locked="0" layoutInCell="1" hidden="0" allowOverlap="1" wp14:anchorId="668EBC02" wp14:editId="10A74326">
-          <wp:simplePos x="0" y="0"/>
-          <wp:positionH relativeFrom="margin">
-            <wp:posOffset>457200</wp:posOffset>
-          </wp:positionH>
-          <wp:positionV relativeFrom="margin">
-            <wp:posOffset>-1198042</wp:posOffset>
-          </wp:positionV>
-          <wp:extent cx="1683385" cy="459740"/>
-          <wp:effectExtent l="0" t="0" r="5715" b="0"/>
-          <wp:wrapNone/>
-          <wp:docPr id="2" name="image2.png"/>
-          <wp:cNvGraphicFramePr/>
-          <a:graphic xmlns:a="http://schemas.openxmlformats.org/drawingml/2006/main">
-            <a:graphicData uri="http://schemas.openxmlformats.org/drawingml/2006/picture">
-              <pic:pic xmlns:pic="http://schemas.openxmlformats.org/drawingml/2006/picture">
-                <pic:nvPicPr>
-                  <pic:cNvPr id="0" name="image2.png"/>
-                  <pic:cNvPicPr preferRelativeResize="0"/>
-                </pic:nvPicPr>
-                <pic:blipFill>
-                  <a:blip r:embed="rId1"/>
-                  <a:srcRect l="-1415" t="-5488" r="-1415" b="-5488"/>
-                  <a:stretch>
-                    <a:fillRect/>
-                  </a:stretch>
-                </pic:blipFill>
-                <pic:spPr>
-                  <a:xfrm>
-                    <a:off x="0" y="0"/>
-                    <a:ext cx="1683385" cy="459740"/>
-                  </a:xfrm>
-                  <a:prstGeom prst="rect">
-                    <a:avLst/>
-                  </a:prstGeom>
-                  <a:ln/>
-                </pic:spPr>
-              </pic:pic>
-            </a:graphicData>
-          </a:graphic>
-        </wp:anchor>
-      </w:drawing>
-    </w:r>
-    <w:r>
-      <w:rPr>
-        <w:rFonts w:ascii="Newsreader Light" w:eastAsia="Newsreader Light" w:hAnsi="Newsreader Light" w:cs="Newsreader Light"/>
-        <w:color w:val="031527"/>
-        <w:sz w:val="16"/>
-        <w:szCs w:val="16"/>
-      </w:rPr>
-      <w:pict w14:anchorId="522F0C89">
+      <w:pict w14:anchorId="097368EE">
         <v:shapetype id="_x0000_t75" coordsize="21600,21600" o:spt="75" o:preferrelative="t" path="m@4@5l@4@11@9@11@9@5xe" filled="f" stroked="f">
           <v:stroke joinstyle="miter"/>
           <v:formulas>
@@ -480,11 +432,68 @@
           <v:path o:extrusionok="f" gradientshapeok="t" o:connecttype="rect"/>
           <o:lock v:ext="edit" aspectratio="t"/>
         </v:shapetype>
-        <v:shape id="WordPictureWatermark1" o:spid="_x0000_s1025" type="#_x0000_t75" alt="" style="position:absolute;left:0;text-align:left;margin-left:-252pt;margin-top:-390.35pt;width:1031.05pt;height:489.85pt;rotation:13;z-index:-251660289;mso-wrap-edited:f;mso-width-percent:0;mso-height-percent:0;mso-position-horizontal:absolute;mso-position-horizontal-relative:margin;mso-position-vertical:absolute;mso-position-vertical-relative:margin;mso-width-percent:0;mso-height-percent:0">
-          <v:imagedata r:id="rId2" o:title="image4"/>
+        <v:shape id="WordPictureWatermark1" o:spid="_x0000_s1025" type="#_x0000_t75" alt="" style="position:absolute;left:0;text-align:left;margin-left:-91.7pt;margin-top:-282.7pt;width:917.75pt;height:381.6pt;rotation:13;z-index:-251660289;mso-wrap-edited:f;mso-width-percent:0;mso-height-percent:0;mso-position-horizontal:absolute;mso-position-horizontal-relative:margin;mso-position-vertical:absolute;mso-position-vertical-relative:margin;mso-width-percent:0;mso-height-percent:0">
+          <v:imagedata r:id="rId1" o:title="image4"/>
           <w10:wrap anchorx="margin" anchory="margin"/>
         </v:shape>
       </w:pict>
+    </w:r>
+    <w:r>
+      <w:rPr>
+        <w:rFonts w:ascii="Newsreader Light" w:eastAsia="Newsreader Light" w:hAnsi="Newsreader Light" w:cs="Newsreader Light"/>
+        <w:noProof/>
+        <w:color w:val="031527"/>
+        <w:sz w:val="16"/>
+        <w:szCs w:val="16"/>
+      </w:rPr>
+      <w:drawing>
+        <wp:anchor distT="114300" distB="114300" distL="114300" distR="114300" simplePos="0" relativeHeight="251657216" behindDoc="1" locked="0" layoutInCell="1" hidden="0" allowOverlap="1" wp14:anchorId="668EBC02" wp14:editId="73F792CA">
+          <wp:simplePos x="0" y="0"/>
+          <wp:positionH relativeFrom="margin">
+            <wp:posOffset>457200</wp:posOffset>
+          </wp:positionH>
+          <wp:positionV relativeFrom="margin">
+            <wp:posOffset>-1200573</wp:posOffset>
+          </wp:positionV>
+          <wp:extent cx="1683385" cy="459740"/>
+          <wp:effectExtent l="0" t="0" r="5715" b="0"/>
+          <wp:wrapNone/>
+          <wp:docPr id="2" name="image2.png"/>
+          <wp:cNvGraphicFramePr/>
+          <a:graphic xmlns:a="http://schemas.openxmlformats.org/drawingml/2006/main">
+            <a:graphicData uri="http://schemas.openxmlformats.org/drawingml/2006/picture">
+              <pic:pic xmlns:pic="http://schemas.openxmlformats.org/drawingml/2006/picture">
+                <pic:nvPicPr>
+                  <pic:cNvPr id="2" name="image2.png"/>
+                  <pic:cNvPicPr preferRelativeResize="0"/>
+                </pic:nvPicPr>
+                <pic:blipFill rotWithShape="1">
+                  <a:blip r:embed="rId2">
+                    <a:extLst>
+                      <a:ext uri="{96DAC541-7B7A-43D3-8B79-37D633B846F1}">
+                        <asvg:svgBlip xmlns:asvg="http://schemas.microsoft.com/office/drawing/2016/SVG/main" r:embed="rId3"/>
+                      </a:ext>
+                    </a:extLst>
+                  </a:blip>
+                  <a:srcRect t="-2915" b="-2913"/>
+                  <a:stretch>
+                    <a:fillRect/>
+                  </a:stretch>
+                </pic:blipFill>
+                <pic:spPr>
+                  <a:xfrm>
+                    <a:off x="0" y="0"/>
+                    <a:ext cx="1683385" cy="459740"/>
+                  </a:xfrm>
+                  <a:prstGeom prst="rect">
+                    <a:avLst/>
+                  </a:prstGeom>
+                </pic:spPr>
+              </pic:pic>
+            </a:graphicData>
+          </a:graphic>
+        </wp:anchor>
+      </w:drawing>
     </w:r>
   </w:p>
   <w:p>
